--- a/extract_result/2026.9.23/知识规则本周工作与缺失统计报告.docx
+++ b/extract_result/2026.9.23/知识规则本周工作与缺失统计报告.docx
@@ -19,7 +19,7 @@
     </w:p>
     <w:p>
       <w:r>
-        <w:t>本周完成两厂其余装置收率提取、装置负荷单位统一及指定侧线收率集合拆分。当前目录15个规则文件共496条记录，涉及原油、装置和调合3个大类；495个不同rule_id中有1处ID冲突需要核对。</w:t>
+        <w:t>本周完成两厂其余装置收率提取、装置负荷单位统一及指定侧线收率集合拆分。当前目录15个规则文件共493条记录，涉及原油、装置和调合3个大类；493个rule_id均唯一。</w:t>
       </w:r>
     </w:p>
     <w:p>
@@ -40,12 +40,12 @@
     </w:p>
     <w:p>
       <w:r>
-        <w:t>完成延炼与延石化装置生产完成情况表的收率提取，形成202条记录：炼油厂装置收率114条、石油化工装置收率88条，其中零值41条。仅使用“收率—本月”列，保留零值、损失和汇总指标；描述不添加年月和“本月”，参数统一以无量纲比例表达。</w:t>
+        <w:t>完成延炼与延石化2025年12月装置生产完成情况表的收率提取。原抽取202条，剔除3条分母为0的制氢收率后，保留199条月度实绩：炼油厂114条、石油化工厂85条，其中零值38条。使用“收率—本月”列，规则ID标明2025年12月并编码装置与指标，装置别名按已有规则名称统一。142条物理出料以U装置和S流股表达；其余57条汇总、损失、自用及其他指标以U装置和Q指标表达，使用相应参数名。收率数值单位为%，一般按源表显示保留两位小数；1条报表显示0.00%但公式非零，保留约0.0035%。</w:t>
       </w:r>
     </w:p>
     <w:p>
       <w:r>
-        <w:t>两厂记录涵盖29个装置/单元名称条目和2个汇总项。该数量是报表对象覆盖数，不等同于独立物理装置套数；汇总指标不能作为独立出料流股重复计入物料平衡。</w:t>
+        <w:t>两厂记录涵盖28个装置/单元名称条目和2个汇总对象。该数量是报表对象覆盖数，不等同于独立物理装置套数；汇总、损失和自用指标不能作为独立出料流股重复计入物料平衡。</w:t>
       </w:r>
     </w:p>
     <w:p>
@@ -76,7 +76,7 @@
     </w:p>
     <w:p>
       <w:r>
-        <w:t>当前拆分范围仅为该6条规则；两厂新增的202条收率仍采用OU形式。OU是模板支持的装置—出料关联表达，如接口要求全库一致，需另行统一结构。</w:t>
+        <w:t>两厂保留的199条月度实绩也已拆分复合OU元素：物理出料使用U＋S，汇总、损失、自用等指标使用U＋Q。原表中含义未明确的流股名称保留，后续仍需结合现场流股映射核对。</w:t>
       </w:r>
     </w:p>
     <w:p>
@@ -89,7 +89,7 @@
     </w:p>
     <w:p>
       <w:r>
-        <w:t>按当前目录内实际存在的规则JSON逐条计数，一级目录归类；“调和类”统一显示为PetroRule中的“调合类”。规则分类统计.json属于统计元数据，不计入规则记录。上下限拆成两条时按两条记录计数，不据此认定两个实体已覆盖。</w:t>
+        <w:t>按当前目录内实际存在的规则JSON逐条计数，一级目录归类；目录和统计统一使用“调合类”。规则分类统计.json属于统计元数据，不计入规则记录。上下限拆成两条时按两条记录计数，不据此认定两个实体已覆盖。</w:t>
       </w:r>
     </w:p>
     <w:tbl>
@@ -468,16 +468,8 @@
             <w:vAlign w:val="center"/>
           </w:tcPr>
           <w:p>
-            <w:pPr>
-              <w:spacing w:after="0" w:line="259" w:lineRule="auto"/>
-              <w:jc w:val="center"/>
-            </w:pPr>
-            <w:r>
-              <w:rPr>
-                <w:b w:val="0"/>
-                <w:sz w:val="19"/>
-              </w:rPr>
-              <w:t>306</w:t>
+            <w:r>
+              <w:t>303</w:t>
             </w:r>
           </w:p>
         </w:tc>
@@ -1415,20 +1407,8 @@
             <w:vAlign w:val="center"/>
           </w:tcPr>
           <w:p>
-            <w:pPr>
-              <w:spacing w:after="0" w:line="259" w:lineRule="auto"/>
-              <w:jc w:val="center"/>
-              <w:rPr>
-                <w:color w:val="C00000"/>
-              </w:rPr>
-            </w:pPr>
-            <w:r>
-              <w:rPr>
-                <w:b w:val="0"/>
-                <w:color w:val="C00000"/>
-                <w:sz w:val="19"/>
-              </w:rPr>
-              <w:t>496</w:t>
+            <w:r>
+              <w:t>493</w:t>
             </w:r>
           </w:p>
         </w:tc>
@@ -1451,32 +1431,8 @@
             <w:vAlign w:val="center"/>
           </w:tcPr>
           <w:p>
-            <w:pPr>
-              <w:spacing w:after="0" w:line="259" w:lineRule="auto"/>
-              <w:jc w:val="left"/>
-            </w:pPr>
-            <w:r>
-              <w:rPr>
-                <w:b w:val="0"/>
-                <w:sz w:val="19"/>
-              </w:rPr>
-              <w:t>不同rule_id为49</w:t>
-            </w:r>
-            <w:r>
-              <w:rPr>
-                <w:rFonts w:hint="eastAsia"/>
-                <w:b w:val="0"/>
-                <w:sz w:val="19"/>
-                <w:lang w:val="en-US" w:eastAsia="zh-CN"/>
-              </w:rPr>
-              <w:t>6</w:t>
-            </w:r>
-            <w:r>
-              <w:rPr>
-                <w:b w:val="0"/>
-                <w:sz w:val="19"/>
-              </w:rPr>
-              <w:t>个</w:t>
+            <w:r>
+              <w:t>不同rule_id为493个</w:t>
             </w:r>
           </w:p>
         </w:tc>
@@ -2515,16 +2471,8 @@
             <w:vAlign w:val="center"/>
           </w:tcPr>
           <w:p>
-            <w:pPr>
-              <w:spacing w:after="0" w:line="259" w:lineRule="auto"/>
-              <w:jc w:val="left"/>
-            </w:pPr>
-            <w:r>
-              <w:rPr>
-                <w:b w:val="0"/>
-                <w:sz w:val="19"/>
-              </w:rPr>
-              <w:t>88</w:t>
+            <w:r>
+              <w:t>85</w:t>
             </w:r>
           </w:p>
         </w:tc>
@@ -2655,16 +2603,8 @@
             <w:vAlign w:val="center"/>
           </w:tcPr>
           <w:p>
-            <w:pPr>
-              <w:spacing w:after="0" w:line="259" w:lineRule="auto"/>
-              <w:jc w:val="left"/>
-            </w:pPr>
-            <w:r>
-              <w:rPr>
-                <w:b w:val="0"/>
-                <w:sz w:val="19"/>
-              </w:rPr>
-              <w:t>调和类</w:t>
+            <w:r>
+              <w:t>调合类</w:t>
             </w:r>
           </w:p>
         </w:tc>
@@ -2757,16 +2697,8 @@
             <w:vAlign w:val="center"/>
           </w:tcPr>
           <w:p>
-            <w:pPr>
-              <w:spacing w:after="0" w:line="259" w:lineRule="auto"/>
-              <w:jc w:val="left"/>
-            </w:pPr>
-            <w:r>
-              <w:rPr>
-                <w:b w:val="0"/>
-                <w:sz w:val="19"/>
-              </w:rPr>
-              <w:t>调和类</w:t>
+            <w:r>
+              <w:t>调合类</w:t>
             </w:r>
           </w:p>
         </w:tc>
@@ -2859,16 +2791,8 @@
             <w:vAlign w:val="center"/>
           </w:tcPr>
           <w:p>
-            <w:pPr>
-              <w:spacing w:after="0" w:line="259" w:lineRule="auto"/>
-              <w:jc w:val="left"/>
-            </w:pPr>
-            <w:r>
-              <w:rPr>
-                <w:b w:val="0"/>
-                <w:sz w:val="19"/>
-              </w:rPr>
-              <w:t>调和类</w:t>
+            <w:r>
+              <w:t>调合类</w:t>
             </w:r>
           </w:p>
         </w:tc>
@@ -2961,16 +2885,8 @@
             <w:vAlign w:val="center"/>
           </w:tcPr>
           <w:p>
-            <w:pPr>
-              <w:spacing w:after="0" w:line="259" w:lineRule="auto"/>
-              <w:jc w:val="left"/>
-            </w:pPr>
-            <w:r>
-              <w:rPr>
-                <w:b w:val="0"/>
-                <w:sz w:val="19"/>
-              </w:rPr>
-              <w:t>调和类</w:t>
+            <w:r>
+              <w:t>调合类</w:t>
             </w:r>
           </w:p>
         </w:tc>
@@ -3063,16 +2979,8 @@
             <w:vAlign w:val="center"/>
           </w:tcPr>
           <w:p>
-            <w:pPr>
-              <w:spacing w:after="0" w:line="259" w:lineRule="auto"/>
-              <w:jc w:val="left"/>
-            </w:pPr>
-            <w:r>
-              <w:rPr>
-                <w:b w:val="0"/>
-                <w:sz w:val="19"/>
-              </w:rPr>
-              <w:t>调和类</w:t>
+            <w:r>
+              <w:t>调合类</w:t>
             </w:r>
           </w:p>
         </w:tc>
@@ -3229,16 +3137,8 @@
             <w:vAlign w:val="center"/>
           </w:tcPr>
           <w:p>
-            <w:pPr>
-              <w:spacing w:after="0" w:line="259" w:lineRule="auto"/>
-              <w:jc w:val="left"/>
-            </w:pPr>
-            <w:r>
-              <w:rPr>
-                <w:b w:val="0"/>
-                <w:sz w:val="19"/>
-              </w:rPr>
-              <w:t>496</w:t>
+            <w:r>
+              <w:t>493</w:t>
             </w:r>
           </w:p>
         </w:tc>
@@ -3254,12 +3154,12 @@
     </w:p>
     <w:p>
       <w:r>
-        <w:t>现有规则分类统计.json合计444条，包含目录中已不存在的“装置基础负荷参数”138条和“二次加工侧线产出”12条，同时未纳入两厂新收率202条。按现存文件核对为444－138－12＋202＝496条，本报告采用496条记录口径。</w:t>
+        <w:t>规则分类统计.json已按当前15个规则文件重新生成，合计493条：原油类136条、装置类303条、调合类54条；两厂月度实绩共199条。统计文件不再引用已删除的旧规则文件。</w:t>
       </w:r>
     </w:p>
     <w:p>
       <w:r>
-        <w:t>存在1处重复ID：UNIT_SIDECUT_YIELD_FCC200_LPG，同时出现在二次加工侧线收率.json和炼油厂装置收率.json，值分别为0.1735与0.15800135412571528。两条还使用不同流股名称和集合结构，应核查时点、口径与流股映射后再确定保留或版本化方式，不能按ID直接覆盖。495个不同ID不等于495条已完成语义去重的有效规则。</w:t>
+        <w:t>原重复ID UNIT_SIDECUT_YIELD_FCC200_LPG 已解除；月度实绩ID编码月份、装置和指标。固定收率与2025年12月实绩收率仍使用不同流股名称，需继续核查映射和口径；493个唯一ID不等于已完成语义去重。</w:t>
       </w:r>
     </w:p>
     <w:p>
@@ -8332,16 +8232,8 @@
             <w:vAlign w:val="center"/>
           </w:tcPr>
           <w:p>
-            <w:pPr>
-              <w:spacing w:after="0" w:line="259" w:lineRule="auto"/>
-              <w:jc w:val="left"/>
-            </w:pPr>
-            <w:r>
-              <w:rPr>
-                <w:b w:val="0"/>
-                <w:sz w:val="18"/>
-              </w:rPr>
-              <w:t>直接记录0条；相关数据228。20条CDU系数＋6条二次加工固定值＋202条两厂实绩；均无明确允许上下限。</w:t>
+            <w:r>
+              <w:t>直接记录0条；相关物理出料收率168条：20条CDU系数＋6条二次加工固定值＋142条两厂月度实绩；其余57条月度汇总、损失、自用等指标不计作物理侧线收率。均无明确允许上下限。</w:t>
             </w:r>
           </w:p>
         </w:tc>
@@ -16543,16 +16435,8 @@
             <w:vAlign w:val="center"/>
           </w:tcPr>
           <w:p>
-            <w:pPr>
-              <w:spacing w:after="0" w:line="259" w:lineRule="auto"/>
-              <w:jc w:val="left"/>
-            </w:pPr>
-            <w:r>
-              <w:rPr>
-                <w:b w:val="0"/>
-                <w:sz w:val="18"/>
-              </w:rPr>
-              <w:t>306</w:t>
+            <w:r>
+              <w:t>303</w:t>
             </w:r>
           </w:p>
         </w:tc>
@@ -17509,30 +17393,8 @@
             <w:vAlign w:val="center"/>
           </w:tcPr>
           <w:p>
-            <w:pPr>
-              <w:spacing w:after="0" w:line="259" w:lineRule="auto"/>
-              <w:jc w:val="left"/>
-              <w:rPr>
-                <w:color w:val="000000" w:themeColor="text1"/>
-                <w14:textFill>
-                  <w14:solidFill>
-                    <w14:schemeClr w14:val="tx1"/>
-                  </w14:solidFill>
-                </w14:textFill>
-              </w:rPr>
-            </w:pPr>
-            <w:r>
-              <w:rPr>
-                <w:b w:val="0"/>
-                <w:color w:val="000000" w:themeColor="text1"/>
-                <w:sz w:val="18"/>
-                <w14:textFill>
-                  <w14:solidFill>
-                    <w14:schemeClr w14:val="tx1"/>
-                  </w14:solidFill>
-                </w14:textFill>
-              </w:rPr>
-              <w:t>496</w:t>
+            <w:r>
+              <w:t>493</w:t>
             </w:r>
           </w:p>
         </w:tc>
@@ -17577,7 +17439,7 @@
     </w:p>
     <w:p>
       <w:r>
-        <w:t>装置类306条中包含202条报表实绩与其他固定数据。现有15个装置下限、2个装置上限不能等同15个完整上下限规则。分原油加工量和配方基线合计60条、常减压收率10条、侧线性质60条均需按模板语义与实体槽位核对，不以当前基础数据记录数抵扣。</w:t>
+        <w:t>装置类303条中包含199条报表实绩与其他固定数据。现有15个装置下限、2个装置上限不能等同15个完整上下限规则。分原油加工量和配方基线合计60条、常减压收率10条、侧线性质60条均需按模板语义与实体槽位核对，不以当前基础数据记录数抵扣。</w:t>
       </w:r>
     </w:p>
     <w:p>
@@ -17587,7 +17449,7 @@
     </w:p>
     <w:p>
       <w:r>
-        <w:t>补缺顺序建议：先处理重复ID、流股别名和统计清单；补齐13个装置的负荷上限并核查固定值与约束值；随后完善原油罐操作、调合组分流量和物料平衡；再按现场资料补充产品产量、停复工、流程协同和调度经验规则。</w:t>
+        <w:t>补缺顺序建议：先核查仍未明确的流股别名；补齐13个装置的负荷上限并核查固定值与约束值；随后完善原油罐操作、调合组分流量和物料平衡；再按现场资料补充产品产量、停复工、流程协同和调度经验规则。</w:t>
       </w:r>
     </w:p>
     <w:p>
@@ -17600,7 +17462,7 @@
     </w:p>
     <w:p>
       <w:r>
-        <w:t>1. extract_result/2026.9.23目录下15个规则JSON；统计时未修改源文件。</w:t>
+        <w:t>1. extract_result/2026.9.23目录下15个规则JSON；按修复后的现存文件统计。</w:t>
       </w:r>
     </w:p>
     <w:p>
